--- a/Seminario de Sistemas/Kit docente/Clase 14/Solucion Taller Clase 14 - VetCare.docx
+++ b/Seminario de Sistemas/Kit docente/Clase 14/Solucion Taller Clase 14 - VetCare.docx
@@ -72,7 +72,7 @@
           <w:color w:val="2B2B2B"/>
           <w:sz w:val="22"/>
         </w:rPr>
-        <w:t>Paso 1 resuelto. El guion queda repartido asi. Minuto 0 a 1:30, Problema, expone el integrante 1, con la frase de apertura Huellitas extravia fichas, tarda ocho minutos en hallar un historial y no tiene una sola metrica de atencion. Minuto 1:30 a 5:00, Alcance y requisitos, integrante 2, mostrando la tabla RF-01 a RF-08 con prioridad y los dos RNF que si se van a demostrar. Minuto 5:00 a 7:00, Modelos, integrante 3, con casos de uso y clases. Minuto 7:00 a 9:00, Interfaz en vivo, integrante 4, recorriendo registrar mascota y buscar expediente. Minuto 9:00 a 11:30, Decisiones y riesgos, integrante 5. Minuto 11:30 a 12:00, cierre con la frase de valor para la clinica.</w:t>
+        <w:t>Paso 1 resuelto. El guion queda repartido en bloques tematicos asi, y esto es identico para quien sustenta solo y para un equipo autorizado. Minuto 0 a 1:30, Problema, con la frase de apertura Huellitas extravia fichas, tarda ocho minutos en hallar un historial y no tiene una sola metrica de atencion. Minuto 1:30 a 5:00, Alcance y requisitos, mostrando la tabla RF-01 a RF-08 con prioridad y los dos RNF que si se van a demostrar. Minuto 5:00 a 7:00, Modelos, con casos de uso y clases. Minuto 7:00 a 9:00, Interfaz en vivo, recorriendo registrar mascota y buscar expediente. Minuto 9:00 a 11:30, Decisiones y riesgos. Minuto 11:30 a 12:00, cierre con la frase de valor para la clinica. En modo individual el estudiante expone los seis bloques y el puntaje se gana por tener los rangos de minutos escritos y la evidencia asignada a cada bloque, no por repartir nombres. Si el docente autorizo equipo, se escribe al lado de cada bloque el nombre del responsable y ningun integrante queda con menos de dos minutos.</w:t>
       </w:r>
     </w:p>
     <w:p>

--- a/Seminario de Sistemas/Kit docente/Clase 14/Solucion Taller Clase 14 - VetCare.docx
+++ b/Seminario de Sistemas/Kit docente/Clase 14/Solucion Taller Clase 14 - VetCare.docx
@@ -161,7 +161,7 @@
           <w:color w:val="2B2B2B"/>
           <w:sz w:val="22"/>
         </w:rPr>
-        <w:t>[ ] Guion cronometrado en el orden correcto y con reparto real de todo el equipo (3)</w:t>
+        <w:t>[ ] Guion cronometrado en el orden correcto, con los 5 bloques con minutos y evidencia y sin bloques huerfanos (si hay equipo autorizado, todos los integrantes con minimo 2 minutos) (3)</w:t>
       </w:r>
     </w:p>
     <w:p>
